--- a/apps/web/src/server/templates/buyer_memo_2026.docx
+++ b/apps/web/src/server/templates/buyer_memo_2026.docx
@@ -37,11 +37,13 @@
     <w:p>
       <w:pPr>
         <w:spacing w:after="40" w:before="0"/>
+        <w:jc w:val="both"/>
       </w:pPr>
     </w:p>
     <w:p>
       <w:pPr>
         <w:spacing w:after="120" w:before="0"/>
+        <w:jc w:val="both"/>
       </w:pPr>
       <w:r>
         <w:rPr>
@@ -57,6 +59,7 @@
     <w:p>
       <w:pPr>
         <w:spacing w:after="120" w:before="0"/>
+        <w:jc w:val="both"/>
       </w:pPr>
       <w:r>
         <w:rPr>
@@ -72,6 +75,7 @@
     <w:p>
       <w:pPr>
         <w:spacing w:after="120" w:before="0"/>
+        <w:jc w:val="both"/>
       </w:pPr>
       <w:r>
         <w:rPr>
@@ -87,6 +91,7 @@
     <w:p>
       <w:pPr>
         <w:spacing w:after="120" w:before="0"/>
+        <w:jc w:val="both"/>
       </w:pPr>
       <w:r>
         <w:rPr>
@@ -102,6 +107,7 @@
     <w:p>
       <w:pPr>
         <w:spacing w:after="120" w:before="0"/>
+        <w:jc w:val="both"/>
       </w:pPr>
       <w:r>
         <w:rPr>
@@ -117,6 +123,7 @@
     <w:p>
       <w:pPr>
         <w:spacing w:after="120" w:before="0"/>
+        <w:jc w:val="both"/>
       </w:pPr>
       <w:r>
         <w:rPr>
@@ -132,6 +139,7 @@
     <w:p>
       <w:pPr>
         <w:spacing w:after="120" w:before="0"/>
+        <w:jc w:val="both"/>
       </w:pPr>
       <w:r>
         <w:rPr>
@@ -147,6 +155,7 @@
     <w:p>
       <w:pPr>
         <w:spacing w:after="120" w:before="0"/>
+        <w:jc w:val="both"/>
       </w:pPr>
       <w:r>
         <w:rPr>
@@ -162,6 +171,7 @@
     <w:p>
       <w:pPr>
         <w:spacing w:after="120" w:before="0"/>
+        <w:jc w:val="both"/>
       </w:pPr>
       <w:r>
         <w:rPr>
@@ -177,6 +187,7 @@
     <w:p>
       <w:pPr>
         <w:spacing w:after="120" w:before="0"/>
+        <w:jc w:val="both"/>
       </w:pPr>
       <w:r>
         <w:rPr>
@@ -192,6 +203,7 @@
     <w:p>
       <w:pPr>
         <w:spacing w:after="120" w:before="0"/>
+        <w:jc w:val="both"/>
       </w:pPr>
       <w:r>
         <w:rPr>
@@ -207,6 +219,7 @@
     <w:p>
       <w:pPr>
         <w:spacing w:after="40" w:before="0"/>
+        <w:jc w:val="both"/>
       </w:pPr>
     </w:p>
     <w:tbl>
